--- a/docs/Клиника-нускаулык-KK.docx
+++ b/docs/Клиника-нускаулык-KK.docx
@@ -5,47 +5,70 @@
     <w:p>
       <w:pPr>
         <w:pStyle w:val="Title"/>
+        <w:jc w:val="center"/>
       </w:pPr>
       <w:r>
-        <w:t>Клиника — пайдаланушы нұсқаулығы</w:t>
+        <w:rPr>
+          <w:color w:val="000000"/>
+        </w:rPr>
+        <w:t>Пациенттерді басқару жүйесі</w:t>
       </w:r>
     </w:p>
     <w:p>
+      <w:pPr>
+        <w:jc w:val="center"/>
+      </w:pPr>
       <w:r>
         <w:rPr>
-          <w:i/>
+          <w:b/>
+          <w:color w:val="000000"/>
         </w:rPr>
-        <w:t>Пациенттерді жазуға арналған ішкі басқару панелі</w:t>
+        <w:t>Пайдаланушы нұсқаулығы</w:t>
       </w:r>
     </w:p>
     <w:p>
       <w:r>
         <w:rPr>
           <w:b w:val="0"/>
+          <w:color w:val="000000"/>
         </w:rPr>
-        <w:t>Барлық жұмыс бір панельде жүреді — сыртқы сайт, пациенттің жеке кабинеті немесе онлайн өзін-өзі жазу ЖОҚ. Пациент — бұл жүйедегі жазба, пайдаланушы емес.</w:t>
+      </w:r>
+    </w:p>
+    <w:p>
+      <w:r>
+        <w:rPr>
+          <w:b w:val="0"/>
+          <w:color w:val="000000"/>
+        </w:rPr>
+        <w:t>Осы құжат клиниканың ішкі басқару панелімен жұмыс істеу тәртібін сипаттайды. Жүйе пациенттерді тіркеуге, қабылдауға жазуға және қабылдау нәтижелерін есепке алуға арналған. Сыртқы сайт немесе пациенттің өзін-өзі жазуы қарастырылмаған.</w:t>
       </w:r>
     </w:p>
     <w:p>
       <w:pPr>
         <w:pStyle w:val="Heading1"/>
+        <w:jc w:val="left"/>
       </w:pPr>
       <w:r>
-        <w:t>1. Жүйеге кіру (доступ)</w:t>
+        <w:rPr>
+          <w:color w:val="000000"/>
+        </w:rPr>
+        <w:t>1. Жүйеге кіру</w:t>
+      </w:r>
+    </w:p>
+    <w:p>
+      <w:r>
+        <w:rPr>
+          <w:b w:val="0"/>
+          <w:color w:val="000000"/>
+        </w:rPr>
+        <w:t>Жүйенің мекенжайы (тест сервер):</w:t>
       </w:r>
     </w:p>
     <w:p>
       <w:r>
         <w:rPr>
           <w:b/>
-        </w:rPr>
-        <w:t>Мекенжай (тест сервер):</w:t>
-      </w:r>
-    </w:p>
-    <w:p>
-      <w:r>
-        <w:rPr>
-          <w:b w:val="0"/>
+          <w:color w:val="000000"/>
         </w:rPr>
         <w:t>http://185.194.217.14:8080/admin</w:t>
       </w:r>
@@ -53,14 +76,23 @@
     <w:p>
       <w:r>
         <w:rPr>
-          <w:b/>
+          <w:b w:val="0"/>
+          <w:color w:val="000000"/>
         </w:rPr>
-        <w:t>Әкімші (админ) кірісі:</w:t>
+      </w:r>
+    </w:p>
+    <w:p>
+      <w:r>
+        <w:rPr>
+          <w:b w:val="0"/>
+          <w:color w:val="000000"/>
+        </w:rPr>
+        <w:t>Әкімшінің кіру деректері:</w:t>
       </w:r>
     </w:p>
     <w:tbl>
       <w:tblPr>
-        <w:tblStyle w:val="LightGrid-Accent1"/>
+        <w:tblStyle w:val="TableGrid"/>
         <w:tblW w:type="auto" w:w="0"/>
         <w:tblLook w:firstColumn="1" w:firstRow="1" w:lastColumn="0" w:lastRow="0" w:noHBand="0" w:noVBand="1" w:val="04A0"/>
       </w:tblPr>
@@ -78,6 +110,7 @@
             <w:r>
               <w:rPr>
                 <w:b/>
+                <w:color w:val="000000"/>
               </w:rPr>
               <w:t>Өріс</w:t>
             </w:r>
@@ -92,6 +125,7 @@
             <w:r>
               <w:rPr>
                 <w:b/>
+                <w:color w:val="000000"/>
               </w:rPr>
               <w:t>Мән</w:t>
             </w:r>
@@ -104,8 +138,12 @@
             <w:tcW w:type="dxa" w:w="4320"/>
           </w:tcPr>
           <w:p>
+            <w:r/>
             <w:r>
-              <w:t>Email</w:t>
+              <w:rPr>
+                <w:color w:val="000000"/>
+              </w:rPr>
+              <w:t>Пайдаланушы (email)</w:t>
             </w:r>
           </w:p>
         </w:tc>
@@ -114,7 +152,11 @@
             <w:tcW w:type="dxa" w:w="4320"/>
           </w:tcPr>
           <w:p>
+            <w:r/>
             <w:r>
+              <w:rPr>
+                <w:color w:val="000000"/>
+              </w:rPr>
               <w:t>admin@clinic.kz</w:t>
             </w:r>
           </w:p>
@@ -126,7 +168,11 @@
             <w:tcW w:type="dxa" w:w="4320"/>
           </w:tcPr>
           <w:p>
+            <w:r/>
             <w:r>
+              <w:rPr>
+                <w:color w:val="000000"/>
+              </w:rPr>
               <w:t>Құпиясөз</w:t>
             </w:r>
           </w:p>
@@ -136,7 +182,11 @@
             <w:tcW w:type="dxa" w:w="4320"/>
           </w:tcPr>
           <w:p>
+            <w:r/>
             <w:r>
+              <w:rPr>
+                <w:color w:val="000000"/>
+              </w:rPr>
               <w:t>password</w:t>
             </w:r>
           </w:p>
@@ -147,6 +197,7 @@
       <w:r>
         <w:rPr>
           <w:b w:val="0"/>
+          <w:color w:val="000000"/>
         </w:rPr>
       </w:r>
     </w:p>
@@ -154,21 +205,31 @@
       <w:r>
         <w:rPr>
           <w:b w:val="0"/>
+          <w:color w:val="000000"/>
         </w:rPr>
-        <w:t>⚠ Маңызды: нақты жұмысқа кіріспес бұрын әкімшінің құпиясөзін міндетті түрде ауыстырыңыз (6-бөлім «Қауіпсіздік»).</w:t>
+        <w:t>Ескерту. Жүйені нақты пайдалануды бастамас бұрын әкімшінің құпиясөзін міндетті түрде ауыстыру қажет (6-бөлімді қараңыз).</w:t>
       </w:r>
     </w:p>
     <w:p>
       <w:r>
         <w:rPr>
-          <w:b/>
+          <w:b w:val="0"/>
+          <w:color w:val="000000"/>
         </w:rPr>
-        <w:t>Демо пайдаланушылар (тек тест үшін, барлығының құпиясөзі — password):</w:t>
+      </w:r>
+    </w:p>
+    <w:p>
+      <w:r>
+        <w:rPr>
+          <w:b w:val="0"/>
+          <w:color w:val="000000"/>
+        </w:rPr>
+        <w:t>Демонстрациялық пайдаланушылар (тек сынақ мақсатында, құпиясөзі — password):</w:t>
       </w:r>
     </w:p>
     <w:tbl>
       <w:tblPr>
-        <w:tblStyle w:val="LightGrid-Accent1"/>
+        <w:tblStyle w:val="TableGrid"/>
         <w:tblW w:type="auto" w:w="0"/>
         <w:tblLook w:firstColumn="1" w:firstRow="1" w:lastColumn="0" w:lastRow="0" w:noHBand="0" w:noVBand="1" w:val="04A0"/>
       </w:tblPr>
@@ -186,6 +247,7 @@
             <w:r>
               <w:rPr>
                 <w:b/>
+                <w:color w:val="000000"/>
               </w:rPr>
               <w:t>Email</w:t>
             </w:r>
@@ -200,8 +262,9 @@
             <w:r>
               <w:rPr>
                 <w:b/>
+                <w:color w:val="000000"/>
               </w:rPr>
-              <w:t>Рөл</w:t>
+              <w:t>Рөлі</w:t>
             </w:r>
           </w:p>
         </w:tc>
@@ -212,7 +275,11 @@
             <w:tcW w:type="dxa" w:w="4320"/>
           </w:tcPr>
           <w:p>
+            <w:r/>
             <w:r>
+              <w:rPr>
+                <w:color w:val="000000"/>
+              </w:rPr>
               <w:t>operator@clinic.kz</w:t>
             </w:r>
           </w:p>
@@ -222,7 +289,11 @@
             <w:tcW w:type="dxa" w:w="4320"/>
           </w:tcPr>
           <w:p>
+            <w:r/>
             <w:r>
+              <w:rPr>
+                <w:color w:val="000000"/>
+              </w:rPr>
               <w:t>Оператор</w:t>
             </w:r>
           </w:p>
@@ -234,7 +305,11 @@
             <w:tcW w:type="dxa" w:w="4320"/>
           </w:tcPr>
           <w:p>
+            <w:r/>
             <w:r>
+              <w:rPr>
+                <w:color w:val="000000"/>
+              </w:rPr>
               <w:t>reception@clinic.kz</w:t>
             </w:r>
           </w:p>
@@ -244,7 +319,11 @@
             <w:tcW w:type="dxa" w:w="4320"/>
           </w:tcPr>
           <w:p>
+            <w:r/>
             <w:r>
+              <w:rPr>
+                <w:color w:val="000000"/>
+              </w:rPr>
               <w:t>Ресепшн</w:t>
             </w:r>
           </w:p>
@@ -256,7 +335,11 @@
             <w:tcW w:type="dxa" w:w="4320"/>
           </w:tcPr>
           <w:p>
+            <w:r/>
             <w:r>
+              <w:rPr>
+                <w:color w:val="000000"/>
+              </w:rPr>
               <w:t>doctor@clinic.kz</w:t>
             </w:r>
           </w:p>
@@ -266,7 +349,11 @@
             <w:tcW w:type="dxa" w:w="4320"/>
           </w:tcPr>
           <w:p>
+            <w:r/>
             <w:r>
+              <w:rPr>
+                <w:color w:val="000000"/>
+              </w:rPr>
               <w:t>Дәрігер</w:t>
             </w:r>
           </w:p>
@@ -276,38 +363,48 @@
     <w:p>
       <w:pPr>
         <w:pStyle w:val="Heading1"/>
+        <w:jc w:val="left"/>
       </w:pPr>
       <w:r>
-        <w:t>2. Тіл ауыстыру</w:t>
+        <w:rPr>
+          <w:color w:val="000000"/>
+        </w:rPr>
+        <w:t>2. Интерфейс тілі</w:t>
       </w:r>
     </w:p>
     <w:p>
       <w:r>
         <w:rPr>
           <w:b w:val="0"/>
+          <w:color w:val="000000"/>
         </w:rPr>
-        <w:t>Панельдің жоғарғы оң жақ бұрышында тіл ауыстырғыш (ту белгісі бар дропдаун): Қазақша · 中文 · Русский. Әдепкі тіл — қазақша. Таңдаған тіл сақталады.</w:t>
+        <w:t>Панельдің жоғарғы оң жақ бұрышында тіл ауыстырғыш орналасқан: қазақша, қытайша, орысша. Әдепкі тіл — қазақ тілі. Таңдалған тіл сақталады.</w:t>
       </w:r>
     </w:p>
     <w:p>
       <w:pPr>
         <w:pStyle w:val="Heading1"/>
+        <w:jc w:val="left"/>
       </w:pPr>
       <w:r>
-        <w:t>3. Рөлдер және мүмкіндіктер</w:t>
+        <w:rPr>
+          <w:color w:val="000000"/>
+        </w:rPr>
+        <w:t>3. Рөлдер мен өкілеттіктер</w:t>
       </w:r>
     </w:p>
     <w:p>
       <w:r>
         <w:rPr>
           <w:b w:val="0"/>
+          <w:color w:val="000000"/>
         </w:rPr>
-        <w:t>Рөлге байланысты қызметкер не көретіні және не істей алатыны шектеледі.</w:t>
+        <w:t>Әрбір қызметкердің рөлі болады. Рөлге байланысты оның көретін бөлімдері мен орындай алатын әрекеттері шектеледі.</w:t>
       </w:r>
     </w:p>
     <w:tbl>
       <w:tblPr>
-        <w:tblStyle w:val="LightGrid-Accent1"/>
+        <w:tblStyle w:val="TableGrid"/>
         <w:tblW w:type="auto" w:w="0"/>
         <w:tblLook w:firstColumn="1" w:firstRow="1" w:lastColumn="0" w:lastRow="0" w:noHBand="0" w:noVBand="1" w:val="04A0"/>
       </w:tblPr>
@@ -325,6 +422,7 @@
             <w:r>
               <w:rPr>
                 <w:b/>
+                <w:color w:val="000000"/>
               </w:rPr>
               <w:t>Рөл</w:t>
             </w:r>
@@ -339,8 +437,9 @@
             <w:r>
               <w:rPr>
                 <w:b/>
+                <w:color w:val="000000"/>
               </w:rPr>
-              <w:t>Не істейді</w:t>
+              <w:t>Өкілеттіктері</w:t>
             </w:r>
           </w:p>
         </w:tc>
@@ -351,8 +450,12 @@
             <w:tcW w:type="dxa" w:w="4320"/>
           </w:tcPr>
           <w:p>
+            <w:r/>
             <w:r>
-              <w:t>Әкімші (admin)</w:t>
+              <w:rPr>
+                <w:color w:val="000000"/>
+              </w:rPr>
+              <w:t>Әкімші</w:t>
             </w:r>
           </w:p>
         </w:tc>
@@ -361,8 +464,12 @@
             <w:tcW w:type="dxa" w:w="4320"/>
           </w:tcPr>
           <w:p>
+            <w:r/>
             <w:r>
-              <w:t>Барлығы: пайдаланушылар, бөлімдер, пациенттер, жазылулар, статистика</w:t>
+              <w:rPr>
+                <w:color w:val="000000"/>
+              </w:rPr>
+              <w:t>Барлық бөлімдер: пайдаланушылар, бөлімдер, пациенттер, жазылулар, статистика</w:t>
             </w:r>
           </w:p>
         </w:tc>
@@ -373,8 +480,12 @@
             <w:tcW w:type="dxa" w:w="4320"/>
           </w:tcPr>
           <w:p>
+            <w:r/>
             <w:r>
-              <w:t>Оператор (operator)</w:t>
+              <w:rPr>
+                <w:color w:val="000000"/>
+              </w:rPr>
+              <w:t>Оператор</w:t>
             </w:r>
           </w:p>
         </w:tc>
@@ -383,7 +494,11 @@
             <w:tcW w:type="dxa" w:w="4320"/>
           </w:tcPr>
           <w:p>
+            <w:r/>
             <w:r>
+              <w:rPr>
+                <w:color w:val="000000"/>
+              </w:rPr>
               <w:t>Пациенттер, жазылулар, «Бүгін» беті, статистика</w:t>
             </w:r>
           </w:p>
@@ -395,8 +510,12 @@
             <w:tcW w:type="dxa" w:w="4320"/>
           </w:tcPr>
           <w:p>
+            <w:r/>
             <w:r>
-              <w:t>Ресепшн (reception)</w:t>
+              <w:rPr>
+                <w:color w:val="000000"/>
+              </w:rPr>
+              <w:t>Ресепшн</w:t>
             </w:r>
           </w:p>
         </w:tc>
@@ -405,8 +524,12 @@
             <w:tcW w:type="dxa" w:w="4320"/>
           </w:tcPr>
           <w:p>
+            <w:r/>
             <w:r>
-              <w:t>Тек «Бүгін» беті — визит күйін ауыстыру</w:t>
+              <w:rPr>
+                <w:color w:val="000000"/>
+              </w:rPr>
+              <w:t>«Бүгін» беті: визит күйін ауыстыру</w:t>
             </w:r>
           </w:p>
         </w:tc>
@@ -417,8 +540,12 @@
             <w:tcW w:type="dxa" w:w="4320"/>
           </w:tcPr>
           <w:p>
+            <w:r/>
             <w:r>
-              <w:t>Дәрігер (doctor)</w:t>
+              <w:rPr>
+                <w:color w:val="000000"/>
+              </w:rPr>
+              <w:t>Дәрігер</w:t>
             </w:r>
           </w:p>
         </w:tc>
@@ -427,8 +554,12 @@
             <w:tcW w:type="dxa" w:w="4320"/>
           </w:tcPr>
           <w:p>
+            <w:r/>
             <w:r>
-              <w:t>Тек «Менің қабылдауларым» — өз пациенттерін қабылдау</w:t>
+              <w:rPr>
+                <w:color w:val="000000"/>
+              </w:rPr>
+              <w:t>«Менің қабылдауларым»: өз пациенттерін қабылдау және нәтиже енгізу</w:t>
             </w:r>
           </w:p>
         </w:tc>
@@ -438,24 +569,41 @@
       <w:r>
         <w:rPr>
           <w:b w:val="0"/>
+          <w:color w:val="000000"/>
         </w:rPr>
-        <w:t>Кіргеннен кейін әркім өз бетіне бағытталады: ресепшн → «Бүгін», дәрігер → «Менің қабылдауларым», әкімші/оператор → Бақылау тақтасы.</w:t>
+      </w:r>
+    </w:p>
+    <w:p>
+      <w:r>
+        <w:rPr>
+          <w:b w:val="0"/>
+          <w:color w:val="000000"/>
+        </w:rPr>
+        <w:t>Жүйеге кіргеннен кейін әрбір қызметкер өзінің негізгі бетіне бағытталады: ресепшн — «Бүгін», дәрігер — «Менің қабылдауларым», әкімші мен оператор — басқару тақтасына.</w:t>
       </w:r>
     </w:p>
     <w:p>
       <w:pPr>
         <w:pStyle w:val="Heading1"/>
+        <w:jc w:val="left"/>
       </w:pPr>
       <w:r>
-        <w:t>4. Негізгі сценарийлер</w:t>
+        <w:rPr>
+          <w:color w:val="000000"/>
+        </w:rPr>
+        <w:t>4. Негізгі жұмыс тәртібі</w:t>
       </w:r>
     </w:p>
     <w:p>
       <w:pPr>
         <w:pStyle w:val="Heading2"/>
+        <w:jc w:val="left"/>
       </w:pPr>
       <w:r>
-        <w:t>4.1. Пациентті қосу (оператор / әкімші)</w:t>
+        <w:rPr>
+          <w:color w:val="000000"/>
+        </w:rPr>
+        <w:t>4.1. Пациентті тіркеу (оператор, әкімші)</w:t>
       </w:r>
     </w:p>
     <w:p>
@@ -463,7 +611,10 @@
         <w:pStyle w:val="ListNumber"/>
       </w:pPr>
       <w:r>
-        <w:t>Сол жақ мәзірден «Пациенттер» → «Создать».</w:t>
+        <w:rPr>
+          <w:color w:val="000000"/>
+        </w:rPr>
+        <w:t>Сол жақ мәзірден «Пациенттер» бөлімін ашып, «Қосу» батырмасын басыңыз.</w:t>
       </w:r>
     </w:p>
     <w:p>
@@ -471,7 +622,10 @@
         <w:pStyle w:val="ListNumber"/>
       </w:pPr>
       <w:r>
-        <w:t>Толтырыңыз: аты-жөні (қаз.) — міндетті; аты-жөні (қыт.); ЖСН (12 сан); телефон; туған күні; қала; санаты (тұрақты / VIP); қосымша ақпарат.</w:t>
+        <w:rPr>
+          <w:color w:val="000000"/>
+        </w:rPr>
+        <w:t>Өрістерді толтырыңыз: аты-жөні (қазақша) — міндетті; аты-жөні (қытайша); ЖСН (12 сан); телефон; туған күні; қаласы; санаты (тұрақты немесе VIP); қосымша ақпарат.</w:t>
       </w:r>
     </w:p>
     <w:p>
@@ -479,23 +633,31 @@
         <w:pStyle w:val="ListNumber"/>
       </w:pPr>
       <w:r>
-        <w:t>«Создать» — пациент тізімге қосылады. VIP қызыл белгімен ерекшеленеді.</w:t>
+        <w:rPr>
+          <w:color w:val="000000"/>
+        </w:rPr>
+        <w:t>«Сақтау» батырмасын басыңыз. Пациент тізімге қосылады.</w:t>
       </w:r>
     </w:p>
     <w:p>
       <w:r>
         <w:rPr>
           <w:b w:val="0"/>
+          <w:color w:val="000000"/>
         </w:rPr>
-        <w:t>Іздеу: жоғарыдағы іздеу арқылы аты, телефоны немесе ЖСН бойынша.</w:t>
+        <w:t>Іздеу аты-жөні, телефоны немесе ЖСН бойынша жүргізіледі.</w:t>
       </w:r>
     </w:p>
     <w:p>
       <w:pPr>
         <w:pStyle w:val="Heading2"/>
+        <w:jc w:val="left"/>
       </w:pPr>
       <w:r>
-        <w:t>4.2. Қабылдауға жазу (оператор / әкімші)</w:t>
+        <w:rPr>
+          <w:color w:val="000000"/>
+        </w:rPr>
+        <w:t>4.2. Қабылдауға жазу (оператор, әкімші)</w:t>
       </w:r>
     </w:p>
     <w:p>
@@ -503,7 +665,10 @@
         <w:pStyle w:val="ListNumber"/>
       </w:pPr>
       <w:r>
-        <w:t>«Жазылулар» → «Создать».</w:t>
+        <w:rPr>
+          <w:color w:val="000000"/>
+        </w:rPr>
+        <w:t>«Жазылулар» бөлімінен «Қосу» батырмасын басыңыз.</w:t>
       </w:r>
     </w:p>
     <w:p>
@@ -511,7 +676,10 @@
         <w:pStyle w:val="ListNumber"/>
       </w:pPr>
       <w:r>
-        <w:t>«Пациент» өрісіне аты/телефонын тере бастаңыз — іздеу шығады. Пациент жоқ болса, «+ Создать» арқылы оны осы жерден қосыңыз.</w:t>
+        <w:rPr>
+          <w:color w:val="000000"/>
+        </w:rPr>
+        <w:t>«Пациент» өрісіне аты-жөнін немесе телефонын тере бастаңыз — іздеу нәтижесі шығады. Пациент тізімде болмаса, оны осы терезеден қосуға болады.</w:t>
       </w:r>
     </w:p>
     <w:p>
@@ -519,7 +687,10 @@
         <w:pStyle w:val="ListNumber"/>
       </w:pPr>
       <w:r>
-        <w:t>Бөлімді таңдаңыз → сол бөлімнің дәрігерін таңдаңыз (дәрігерсіз де болады).</w:t>
+        <w:rPr>
+          <w:color w:val="000000"/>
+        </w:rPr>
+        <w:t>Бөлімді таңдаңыз, содан кейін сол бөлімнің дәрігерін таңдаңыз (нақты дәрігерсіз, тек бөлімге де жазуға болады).</w:t>
       </w:r>
     </w:p>
     <w:p>
@@ -527,7 +698,10 @@
         <w:pStyle w:val="ListNumber"/>
       </w:pPr>
       <w:r>
-        <w:t>Күні мен уақытын таңдаңыз (30 мин қадам). Өткен уақытқа жазуға болмайды.</w:t>
+        <w:rPr>
+          <w:color w:val="000000"/>
+        </w:rPr>
+        <w:t>Қабылдау күні мен уақытын көрсетіңіз. Өткен уақытқа жазуға болмайды.</w:t>
       </w:r>
     </w:p>
     <w:p>
@@ -535,15 +709,22 @@
         <w:pStyle w:val="ListNumber"/>
       </w:pPr>
       <w:r>
-        <w:t>«Создать».</w:t>
+        <w:rPr>
+          <w:color w:val="000000"/>
+        </w:rPr>
+        <w:t>«Сақтау» батырмасын басыңыз.</w:t>
       </w:r>
     </w:p>
     <w:p>
       <w:pPr>
         <w:pStyle w:val="Heading2"/>
+        <w:jc w:val="left"/>
       </w:pPr>
       <w:r>
-        <w:t>4.3. Ресепшн — «Бүгін» беті</w:t>
+        <w:rPr>
+          <w:color w:val="000000"/>
+        </w:rPr>
+        <w:t>4.3. Ресепшн жұмысы — «Бүгін» беті</w:t>
       </w:r>
     </w:p>
     <w:p>
@@ -551,7 +732,10 @@
         <w:pStyle w:val="ListNumber"/>
       </w:pPr>
       <w:r>
-        <w:t>«Бүгін» беті — бүгінгі жазылулар уақыт бойынша реттелген.</w:t>
+        <w:rPr>
+          <w:color w:val="000000"/>
+        </w:rPr>
+        <w:t>«Бүгін» бетінде таңдалған күнге жазылулар уақыт бойынша реттеліп көрсетіледі.</w:t>
       </w:r>
     </w:p>
     <w:p>
@@ -559,7 +743,10 @@
         <w:pStyle w:val="ListNumber"/>
       </w:pPr>
       <w:r>
-        <w:t>Жоғарыда санауыштар: Барлығы / Келді / Күтілуде / Келмеді.</w:t>
+        <w:rPr>
+          <w:color w:val="000000"/>
+        </w:rPr>
+        <w:t>Беттің жоғарғы жағында есептегіштер: барлығы, келді, күтілуде, келмеді.</w:t>
       </w:r>
     </w:p>
     <w:p>
@@ -567,7 +754,10 @@
         <w:pStyle w:val="ListNumber"/>
       </w:pPr>
       <w:r>
-        <w:t>Пациент келгенде — «Келді»; дәрігерге кіргенде — «Қабылдауда»; келмесе — «Келмеді».</w:t>
+        <w:rPr>
+          <w:color w:val="000000"/>
+        </w:rPr>
+        <w:t>Пациент келгенде «Келді», дәрігерге кіргенде «Қабылдауда», келмеген жағдайда «Келмеді» батырмасын басыңыз.</w:t>
       </w:r>
     </w:p>
     <w:p>
@@ -575,7 +765,10 @@
         <w:pStyle w:val="ListNumber"/>
       </w:pPr>
       <w:r>
-        <w:t>Батырмалар күйге сай өзгереді.</w:t>
+        <w:rPr>
+          <w:color w:val="000000"/>
+        </w:rPr>
+        <w:t>Батырмалар ағымдағы күйге сәйкес өзгереді.</w:t>
       </w:r>
     </w:p>
     <w:p>
@@ -583,7 +776,22 @@
         <w:pStyle w:val="ListNumber"/>
       </w:pPr>
       <w:r>
-        <w:t>Бет 20 секунд сайын өзі жаңарады — екі компьютерде де күй бірден көрінеді.</w:t>
+        <w:rPr>
+          <w:color w:val="000000"/>
+        </w:rPr>
+        <w:t>Бет 20 секунд сайын автоматты түрде жаңарады.</w:t>
+      </w:r>
+    </w:p>
+    <w:p>
+      <w:pPr>
+        <w:pStyle w:val="Heading2"/>
+        <w:jc w:val="left"/>
+      </w:pPr>
+      <w:r>
+        <w:rPr>
+          <w:color w:val="000000"/>
+        </w:rPr>
+        <w:t>4.4. Дәрігер жұмысы — «Менің қабылдауларым»</w:t>
       </w:r>
     </w:p>
     <w:p>
@@ -591,15 +799,10 @@
         <w:pStyle w:val="ListNumber"/>
       </w:pPr>
       <w:r>
-        <w:t>Күнді жоғарыдағы сүзгіден ауыстыруға болады.</w:t>
-      </w:r>
-    </w:p>
-    <w:p>
-      <w:pPr>
-        <w:pStyle w:val="Heading2"/>
-      </w:pPr>
-      <w:r>
-        <w:t>4.4. Дәрігер — «Менің қабылдауларым»</w:t>
+        <w:rPr>
+          <w:color w:val="000000"/>
+        </w:rPr>
+        <w:t>Дәрігер тек өзіне тағайындалған жазбаларды көреді.</w:t>
       </w:r>
     </w:p>
     <w:p>
@@ -607,7 +810,10 @@
         <w:pStyle w:val="ListNumber"/>
       </w:pPr>
       <w:r>
-        <w:t>«Менің қабылдауларым» — тек өз жазбалары (басқа дәрігердікі көрінбейді).</w:t>
+        <w:rPr>
+          <w:color w:val="000000"/>
+        </w:rPr>
+        <w:t>Пациент «Қабылдауда» күйіне өткенде «Қабылдауды аяқтау» батырмасы пайда болады.</w:t>
       </w:r>
     </w:p>
     <w:p>
@@ -615,7 +821,10 @@
         <w:pStyle w:val="ListNumber"/>
       </w:pPr>
       <w:r>
-        <w:t>Пациент «Қабылдауда» болғанда, «Қабылдауды аяқтау» батырмасы пайда болады.</w:t>
+        <w:rPr>
+          <w:color w:val="000000"/>
+        </w:rPr>
+        <w:t>Батырманы басып, емдеу нәтижесін (ем алды немесе ем алмады) таңдаңыз және қажет болса ескертпе жазыңыз.</w:t>
       </w:r>
     </w:p>
     <w:p>
@@ -623,79 +832,91 @@
         <w:pStyle w:val="ListNumber"/>
       </w:pPr>
       <w:r>
-        <w:t>Басыңыз → емдеу нәтижесін (ем алды / ем алмады) таңдап, ескертпе жазыңыз → сақтаңыз.</w:t>
-      </w:r>
-    </w:p>
-    <w:p>
-      <w:pPr>
-        <w:pStyle w:val="ListNumber"/>
-      </w:pPr>
-      <w:r>
-        <w:t>Визит «Аяқталды» болады, нәтиже белгімен көрінеді.</w:t>
+        <w:rPr>
+          <w:color w:val="000000"/>
+        </w:rPr>
+        <w:t>«Сақтау» батырмасын басыңыз. Визит «Аяқталды» күйіне ауысады.</w:t>
       </w:r>
     </w:p>
     <w:p>
       <w:pPr>
         <w:pStyle w:val="Heading2"/>
+        <w:jc w:val="left"/>
       </w:pPr>
       <w:r>
-        <w:t>4.5. Бақылау тақтасы (дашборд)</w:t>
+        <w:rPr>
+          <w:color w:val="000000"/>
+        </w:rPr>
+        <w:t>4.5. Басқару тақтасы</w:t>
       </w:r>
     </w:p>
     <w:p>
       <w:r>
         <w:rPr>
           <w:b w:val="0"/>
+          <w:color w:val="000000"/>
         </w:rPr>
-        <w:t>Әкімші мен оператор үшін — статистика: бүгінгі жазылулар саны, апта ішінде келді/келмеді, ай ішіндегі жаңа пациенттер.</w:t>
+        <w:t>Әкімші мен оператор үшін жалпы статистика көрсетіледі: бүгінгі жазылулар саны, апта ішінде келгендер мен келмегендер, ай ішіндегі жаңа пациенттер.</w:t>
       </w:r>
     </w:p>
     <w:p>
       <w:pPr>
         <w:pStyle w:val="Heading1"/>
+        <w:jc w:val="left"/>
       </w:pPr>
       <w:r>
-        <w:t>5. Әкімшіге арналған</w:t>
+        <w:rPr>
+          <w:color w:val="000000"/>
+        </w:rPr>
+        <w:t>5. Әкімшінің қосымша функциялары</w:t>
       </w:r>
     </w:p>
     <w:p>
       <w:r>
         <w:rPr>
           <w:b/>
+          <w:color w:val="000000"/>
         </w:rPr>
-        <w:t>Пайдаланушылар:</w:t>
+        <w:t>Пайдаланушыларды басқару.</w:t>
       </w:r>
     </w:p>
     <w:p>
       <w:r>
         <w:rPr>
           <w:b w:val="0"/>
+          <w:color w:val="000000"/>
         </w:rPr>
-        <w:t>«Пайдаланушылар» (тек әкімшіде) → «Создать»: аты, email, құпиясөз, рөл(дер). Дәрігер болса — бөлім және қаз./қыт. атын көрсетіңіз.</w:t>
+        <w:t>«Пайдаланушылар» бөлімінде жаңа қызметкер қосуға болады: аты, email, құпиясөз және рөлі көрсетіледі. Дәрігер үшін бөлімі мен аты-жөні (қазақша, қытайша) толтырылады.</w:t>
       </w:r>
     </w:p>
     <w:p>
       <w:r>
         <w:rPr>
           <w:b/>
+          <w:color w:val="000000"/>
         </w:rPr>
-        <w:t>Бөлімдер:</w:t>
+        <w:t>Бөлімдерді басқару.</w:t>
       </w:r>
     </w:p>
     <w:p>
       <w:r>
         <w:rPr>
           <w:b w:val="0"/>
+          <w:color w:val="000000"/>
         </w:rPr>
-        <w:t>«Бөлімдер» → бөлім қосу/өзгерту, «Белсенді» ажыратқышы. Атауы үш тілде (орыс./қаз./қыт.). Бастапқыда: ЛОР (耳鼻喉科), Проктология (肛肠科).</w:t>
+        <w:t>«Бөлімдер» бөлімінде бөлімдерді қосуға және өзгертуге болады. Атауы үш тілде енгізіледі (орысша, қазақша, қытайша). Бастапқы бөлімдер: ЛОР, Проктология.</w:t>
       </w:r>
     </w:p>
     <w:p>
       <w:pPr>
         <w:pStyle w:val="Heading1"/>
+        <w:jc w:val="left"/>
       </w:pPr>
       <w:r>
-        <w:t>6. Қауіпсіздік</w:t>
+        <w:rPr>
+          <w:color w:val="000000"/>
+        </w:rPr>
+        <w:t>6. Қауіпсіздік талаптары</w:t>
       </w:r>
     </w:p>
     <w:p>
@@ -703,7 +924,10 @@
         <w:pStyle w:val="ListBullet"/>
       </w:pPr>
       <w:r>
-        <w:t>Әкімшінің құпиясөзін ауыстырыңыз (аккаунт мәзірі → профиль).</w:t>
+        <w:rPr>
+          <w:color w:val="000000"/>
+        </w:rPr>
+        <w:t>Әкімшінің бастапқы құпиясөзін жұмысты бастамас бұрын ауыстырыңыз.</w:t>
       </w:r>
     </w:p>
     <w:p>
@@ -711,7 +935,10 @@
         <w:pStyle w:val="ListBullet"/>
       </w:pPr>
       <w:r>
-        <w:t>Пайдаланушыларды тек әкімші қолмен қосады — өзін-өзі тіркеу жоқ.</w:t>
+        <w:rPr>
+          <w:color w:val="000000"/>
+        </w:rPr>
+        <w:t>Пайдаланушыларды тек әкімші қосады; өзін-өзі тіркеу қарастырылмаған.</w:t>
       </w:r>
     </w:p>
     <w:p>
@@ -719,14 +946,21 @@
         <w:pStyle w:val="ListBullet"/>
       </w:pPr>
       <w:r>
-        <w:t>Ресепшн пациенттің толық картасын көрмейді — тек аты мен телефоны (медициналық құпия).</w:t>
+        <w:rPr>
+          <w:color w:val="000000"/>
+        </w:rPr>
+        <w:t>Ресепшн пациенттің толық картасын (ЖСН, туған күні, ескертпелер) көрмейді — тек аты мен телефонын көреді. Бұл медициналық құпияны қорғау мақсатында жасалған.</w:t>
       </w:r>
     </w:p>
     <w:p>
       <w:pPr>
         <w:pStyle w:val="Heading1"/>
+        <w:jc w:val="left"/>
       </w:pPr>
       <w:r>
+        <w:rPr>
+          <w:color w:val="000000"/>
+        </w:rPr>
         <w:t>7. Жиі қойылатын сұрақтар</w:t>
       </w:r>
     </w:p>
@@ -734,30 +968,34 @@
       <w:r>
         <w:rPr>
           <w:b/>
+          <w:color w:val="000000"/>
         </w:rPr>
-        <w:t>Мәзірде «Пайдаланушылар»/«Бөлімдер» жоқ.</w:t>
+        <w:t>Мәзірде «Пайдаланушылар» немесе «Бөлімдер» бөлімі жоқ.</w:t>
       </w:r>
     </w:p>
     <w:p>
       <w:r>
         <w:rPr>
           <w:b w:val="0"/>
+          <w:color w:val="000000"/>
         </w:rPr>
-        <w:t>Сіз әкімші емессіз. Бұл бөлімдер тек әкімшіге көрінеді.</w:t>
+        <w:t>Бұл бөлімдер тек әкімшіге қолжетімді.</w:t>
       </w:r>
     </w:p>
     <w:p>
       <w:r>
         <w:rPr>
           <w:b/>
+          <w:color w:val="000000"/>
         </w:rPr>
-        <w:t>Дәрігер басқа пациенттерді көре ме?</w:t>
+        <w:t>Дәрігер басқа дәрігердің пациенттерін көре ме?</w:t>
       </w:r>
     </w:p>
     <w:p>
       <w:r>
         <w:rPr>
           <w:b w:val="0"/>
+          <w:color w:val="000000"/>
         </w:rPr>
         <w:t>Жоқ. Дәрігер тек өзіне тағайындалған жазбаларды көреді.</w:t>
       </w:r>
@@ -766,32 +1004,36 @@
       <w:r>
         <w:rPr>
           <w:b/>
+          <w:color w:val="000000"/>
         </w:rPr>
-        <w:t>Өткен уақытқа жаза алмаймын.</w:t>
+        <w:t>Өткен уақытқа жазба құру мүмкін емес.</w:t>
       </w:r>
     </w:p>
     <w:p>
       <w:r>
         <w:rPr>
           <w:b w:val="0"/>
+          <w:color w:val="000000"/>
         </w:rPr>
-        <w:t>Жаңа жазба тек болашақ уақытқа. Ескі жазбаның уақытын өңдеу арқылы (ресепшн) түзетуге болады.</w:t>
+        <w:t>Жаңа жазба тек болашақ уақытқа құрылады. Ескі жазбаның уақытын өңдеу арқылы түзетуге болады.</w:t>
       </w:r>
     </w:p>
     <w:p>
       <w:r>
         <w:rPr>
           <w:b/>
+          <w:color w:val="000000"/>
         </w:rPr>
-        <w:t>Күй ауысулары</w:t>
+        <w:t>Визит күйлерінің реті.</w:t>
       </w:r>
     </w:p>
     <w:p>
       <w:r>
         <w:rPr>
           <w:b w:val="0"/>
+          <w:color w:val="000000"/>
         </w:rPr>
-        <w:t>Күтілуде → Келді/Келмеді → Қабылдауда → Аяқталды. Реті қатаң сақталады.</w:t>
+        <w:t>Күтілуде → Келді немесе Келмеді → Қабылдауда → Аяқталды. Реті қатаң сақталады.</w:t>
       </w:r>
     </w:p>
     <w:sectPr>
@@ -1168,8 +1410,9 @@
     <w:qFormat/>
     <w:rsid w:val="00FC693F"/>
     <w:rPr>
-      <w:rFonts w:ascii="Calibri" w:hAnsi="Calibri"/>
-      <w:sz w:val="22"/>
+      <w:rFonts w:ascii="Times New Roman" w:hAnsi="Times New Roman"/>
+      <w:color w:val="000000"/>
+      <w:sz w:val="24"/>
     </w:rPr>
   </w:style>
   <w:style w:type="paragraph" w:styleId="Header">
